--- a/public/assets/template/docx/surat_f104.docx
+++ b/public/assets/template/docx/surat_f104.docx
@@ -108,7 +108,7 @@
               <w:pStyle w:val="BodyText"/>
             </w:pPr>
             <w:r>
-              <w:t xml:space="preserve">$NAMA</w:t>
+              <w:t xml:space="preserve">${NAMA}</w:t>
             </w:r>
           </w:p>
         </w:tc>
@@ -143,7 +143,7 @@
               <w:pStyle w:val="BodyText"/>
             </w:pPr>
             <w:r>
-              <w:t xml:space="preserve">$ALAMAT Kalurahan $NAMA_DES, Kapanewon $NAMA_KEC, Kabupaten $NAMA_KAB</w:t>
+              <w:t xml:space="preserve">${ALAMAT} Kalurahan ${NAMA_DES}, Kapanewon ${NAMA_KEC}, Kabupaten ${NAMA_KAB}</w:t>
             </w:r>
           </w:p>
         </w:tc>
@@ -178,7 +178,7 @@
               <w:pStyle w:val="BodyText"/>
             </w:pPr>
             <w:r>
-              <w:t xml:space="preserve">$TTL</w:t>
+              <w:t xml:space="preserve">${TTL}</w:t>
             </w:r>
           </w:p>
         </w:tc>
@@ -213,7 +213,7 @@
               <w:pStyle w:val="BodyText"/>
             </w:pPr>
             <w:r>
-              <w:t xml:space="preserve">$NAMA_BARU1</w:t>
+              <w:t xml:space="preserve">${NAMA_BARU1}</w:t>
             </w:r>
           </w:p>
         </w:tc>
@@ -270,7 +270,7 @@
               <w:pStyle w:val="FirstParagraph"/>
             </w:pPr>
             <w:r>
-              <w:t xml:space="preserve">$NAMA_DES, $TGL_SURAT</w:t>
+              <w:t xml:space="preserve">${NAMA_DES}, ${TGL_SURAT}</w:t>
             </w:r>
           </w:p>
           <w:p>
@@ -294,7 +294,7 @@
               <w:pStyle w:val="BodyText"/>
             </w:pPr>
             <w:r>
-              <w:t xml:space="preserve">$NAMA</w:t>
+              <w:t xml:space="preserve">${NAMA}</w:t>
             </w:r>
           </w:p>
         </w:tc>
